--- a/public/files/Cameron_McVeigh_CV.docx
+++ b/public/files/Cameron_McVeigh_CV.docx
@@ -47,8 +47,13 @@
         <w:rPr>
           <w:rFonts w:ascii="Arial" w:hAnsi="Arial" w:cs="Arial"/>
         </w:rPr>
-        <w:tab/>
-        <w:t xml:space="preserve">     cameronmcveigh.co.uk</w:t>
+        <w:t xml:space="preserve">                                 Website: </w:t>
+      </w:r>
+      <w:r>
+        <w:rPr>
+          <w:rFonts w:ascii="Arial" w:hAnsi="Arial" w:cs="Arial"/>
+        </w:rPr>
+        <w:t>cameronmcveigh.co.uk</w:t>
       </w:r>
     </w:p>
     <w:p>
@@ -150,7 +155,7 @@
           <w:sz w:val="18"/>
           <w:szCs w:val="18"/>
         </w:rPr>
-        <w:t xml:space="preserve">A highly motivated Engineering student with a strong passion for practical problem-solving. Proficient in </w:t>
+        <w:t xml:space="preserve">Mechanical Engineering MEng student at the University of Nottingham achieving First Class results (87% Year 2, 83% Year 3), specialising in </w:t>
       </w:r>
       <w:r>
         <w:rPr>
@@ -158,7 +163,7 @@
           <w:sz w:val="18"/>
           <w:szCs w:val="18"/>
         </w:rPr>
-        <w:t>several Engineering and data analysis software tools</w:t>
+        <w:t>m</w:t>
       </w:r>
       <w:r>
         <w:rPr>
@@ -166,7 +171,7 @@
           <w:sz w:val="18"/>
           <w:szCs w:val="18"/>
         </w:rPr>
-        <w:t xml:space="preserve">, </w:t>
+        <w:t>echanical design</w:t>
       </w:r>
       <w:r>
         <w:rPr>
@@ -174,23 +179,25 @@
           <w:sz w:val="18"/>
           <w:szCs w:val="18"/>
         </w:rPr>
-        <w:t xml:space="preserve">with hands-on experience in developing innovative projects such as a robotic arm control system. Recognized as a BP Future Talent Scholar, demonstrating a commitment to </w:t>
-      </w:r>
+        <w:t xml:space="preserve">, automation and control. Engineering experience includes leading R&amp;D development at </w:t>
+      </w:r>
+      <w:proofErr w:type="spellStart"/>
       <w:r>
         <w:rPr>
           <w:rFonts w:ascii="Arial" w:hAnsi="Arial" w:cs="Arial"/>
           <w:sz w:val="18"/>
           <w:szCs w:val="18"/>
         </w:rPr>
-        <w:t>academic and professional</w:t>
-      </w:r>
+        <w:t>Labman</w:t>
+      </w:r>
+      <w:proofErr w:type="spellEnd"/>
       <w:r>
         <w:rPr>
           <w:rFonts w:ascii="Arial" w:hAnsi="Arial" w:cs="Arial"/>
           <w:sz w:val="18"/>
           <w:szCs w:val="18"/>
         </w:rPr>
-        <w:t xml:space="preserve"> excellence.</w:t>
+        <w:t xml:space="preserve"> Automation, alongside experience with mechanical design, FEA, electronics, </w:t>
       </w:r>
       <w:r>
         <w:rPr>
@@ -198,7 +205,23 @@
           <w:sz w:val="18"/>
           <w:szCs w:val="18"/>
         </w:rPr>
-        <w:t xml:space="preserve"> Considered by peers to be a diligent and loyal team member, dedicated to excellence and a strong all-rounder.</w:t>
+        <w:t>CNC machining</w:t>
+      </w:r>
+      <w:r>
+        <w:rPr>
+          <w:rFonts w:ascii="Arial" w:hAnsi="Arial" w:cs="Arial"/>
+          <w:sz w:val="18"/>
+          <w:szCs w:val="18"/>
+        </w:rPr>
+        <w:t xml:space="preserve"> and programming in Python, C and MATLAB. BP Future Talent Scholar with experience working across mechanical engineering, data science and project controls</w:t>
+      </w:r>
+      <w:r>
+        <w:rPr>
+          <w:rFonts w:ascii="Arial" w:hAnsi="Arial" w:cs="Arial"/>
+          <w:sz w:val="18"/>
+          <w:szCs w:val="18"/>
+        </w:rPr>
+        <w:t>.</w:t>
       </w:r>
     </w:p>
     <w:p>
@@ -234,7 +257,7 @@
           <w:b/>
           <w:bCs/>
         </w:rPr>
-        <w:t>LABMAN Automation, Engineer</w:t>
+        <w:t>LABMAN, Engineer</w:t>
       </w:r>
       <w:r>
         <w:rPr>
@@ -258,23 +281,31 @@
           <w:b/>
           <w:bCs/>
         </w:rPr>
-        <w:t>, September 2025 – S</w:t>
-      </w:r>
-      <w:r>
-        <w:rPr>
-          <w:rFonts w:ascii="Arial" w:hAnsi="Arial" w:cs="Arial"/>
-          <w:b/>
-          <w:bCs/>
-        </w:rPr>
-        <w:t>eptember</w:t>
-      </w:r>
-      <w:r>
-        <w:rPr>
-          <w:rFonts w:ascii="Arial" w:hAnsi="Arial" w:cs="Arial"/>
-          <w:b/>
-          <w:bCs/>
-        </w:rPr>
-        <w:t>2026</w:t>
+        <w:t xml:space="preserve"> placement</w:t>
+      </w:r>
+      <w:r>
+        <w:rPr>
+          <w:rFonts w:ascii="Arial" w:hAnsi="Arial" w:cs="Arial"/>
+          <w:b/>
+          <w:bCs/>
+        </w:rPr>
+        <w:t>, September 2025</w:t>
+      </w:r>
+      <w:r>
+        <w:rPr>
+          <w:rFonts w:ascii="Arial" w:hAnsi="Arial" w:cs="Arial"/>
+          <w:b/>
+          <w:bCs/>
+        </w:rPr>
+        <w:t xml:space="preserve"> – 2026    </w:t>
+      </w:r>
+      <w:r>
+        <w:rPr>
+          <w:rFonts w:ascii="Arial" w:hAnsi="Arial" w:cs="Arial"/>
+          <w:b/>
+          <w:bCs/>
+        </w:rPr>
+        <w:t>North Yorkshire, UK</w:t>
       </w:r>
     </w:p>
     <w:p>
@@ -282,24 +313,6 @@
         <w:spacing w:line="276" w:lineRule="auto"/>
         <w:rPr>
           <w:rFonts w:ascii="Arial" w:hAnsi="Arial" w:cs="Arial"/>
-          <w:b/>
-          <w:bCs/>
-        </w:rPr>
-      </w:pPr>
-      <w:r>
-        <w:rPr>
-          <w:rFonts w:ascii="Arial" w:hAnsi="Arial" w:cs="Arial"/>
-          <w:b/>
-          <w:bCs/>
-        </w:rPr>
-        <w:t>North Yorkshire, UK</w:t>
-      </w:r>
-    </w:p>
-    <w:p>
-      <w:pPr>
-        <w:spacing w:line="276" w:lineRule="auto"/>
-        <w:rPr>
-          <w:rFonts w:ascii="Arial" w:hAnsi="Arial" w:cs="Arial"/>
         </w:rPr>
       </w:pPr>
       <w:r>
@@ -325,9 +338,10 @@
     </w:p>
     <w:p>
       <w:pPr>
+        <w:pStyle w:val="ListParagraph"/>
         <w:numPr>
           <w:ilvl w:val="0"/>
-          <w:numId w:val="19"/>
+          <w:numId w:val="29"/>
         </w:numPr>
         <w:spacing w:line="276" w:lineRule="auto"/>
         <w:rPr>
@@ -338,82 +352,21 @@
         <w:rPr>
           <w:rFonts w:ascii="Arial" w:hAnsi="Arial" w:cs="Arial"/>
         </w:rPr>
-        <w:t>Leading the d</w:t>
-      </w:r>
-      <w:r>
-        <w:rPr>
-          <w:rFonts w:ascii="Arial" w:hAnsi="Arial" w:cs="Arial"/>
-        </w:rPr>
-        <w:t xml:space="preserve">esign and </w:t>
-      </w:r>
-      <w:r>
-        <w:rPr>
-          <w:rFonts w:ascii="Arial" w:hAnsi="Arial" w:cs="Arial"/>
-        </w:rPr>
-        <w:t>develop</w:t>
-      </w:r>
-      <w:r>
-        <w:rPr>
-          <w:rFonts w:ascii="Arial" w:hAnsi="Arial" w:cs="Arial"/>
-        </w:rPr>
-        <w:t>ment of</w:t>
-      </w:r>
-      <w:r>
-        <w:rPr>
-          <w:rFonts w:ascii="Arial" w:hAnsi="Arial" w:cs="Arial"/>
-        </w:rPr>
-        <w:t xml:space="preserve"> </w:t>
-      </w:r>
-      <w:proofErr w:type="spellStart"/>
-      <w:r>
-        <w:rPr>
-          <w:rFonts w:ascii="Arial" w:hAnsi="Arial" w:cs="Arial"/>
-        </w:rPr>
-        <w:t>Labman’s</w:t>
-      </w:r>
-      <w:proofErr w:type="spellEnd"/>
-      <w:r>
-        <w:rPr>
-          <w:rFonts w:ascii="Arial" w:hAnsi="Arial" w:cs="Arial"/>
-        </w:rPr>
-        <w:t xml:space="preserve"> next </w:t>
-      </w:r>
-      <w:r>
-        <w:rPr>
-          <w:rFonts w:ascii="Arial" w:hAnsi="Arial" w:cs="Arial"/>
-        </w:rPr>
-        <w:t xml:space="preserve">generation </w:t>
-      </w:r>
-      <w:r>
-        <w:rPr>
-          <w:rFonts w:ascii="Arial" w:hAnsi="Arial" w:cs="Arial"/>
-        </w:rPr>
-        <w:t>chemistry reactor</w:t>
-      </w:r>
-      <w:r>
-        <w:rPr>
-          <w:rFonts w:ascii="Arial" w:hAnsi="Arial" w:cs="Arial"/>
-        </w:rPr>
-        <w:t>, applying multi-disciplinary knowledge</w:t>
-      </w:r>
-      <w:r>
-        <w:rPr>
-          <w:rFonts w:ascii="Arial" w:hAnsi="Arial" w:cs="Arial"/>
-        </w:rPr>
-        <w:t xml:space="preserve"> and leading a small team of engineers</w:t>
-      </w:r>
-      <w:r>
-        <w:rPr>
-          <w:rFonts w:ascii="Arial" w:hAnsi="Arial" w:cs="Arial"/>
-        </w:rPr>
-        <w:t>.</w:t>
-      </w:r>
-    </w:p>
-    <w:p>
-      <w:pPr>
+        <w:t>Led</w:t>
+      </w:r>
+      <w:r>
+        <w:rPr>
+          <w:rFonts w:ascii="Arial" w:hAnsi="Arial" w:cs="Arial"/>
+        </w:rPr>
+        <w:t xml:space="preserve"> a £200,000 project delivering three systems, with responsibility for project management, mechanical design, testing and technical delivery from concept to completion.</w:t>
+      </w:r>
+    </w:p>
+    <w:p>
+      <w:pPr>
+        <w:pStyle w:val="ListParagraph"/>
         <w:numPr>
           <w:ilvl w:val="0"/>
-          <w:numId w:val="19"/>
+          <w:numId w:val="29"/>
         </w:numPr>
         <w:spacing w:line="276" w:lineRule="auto"/>
         <w:rPr>
@@ -424,54 +377,46 @@
         <w:rPr>
           <w:rFonts w:ascii="Arial" w:hAnsi="Arial" w:cs="Arial"/>
         </w:rPr>
-        <w:t>Managing projects from initial concepts</w:t>
-      </w:r>
-      <w:r>
-        <w:rPr>
-          <w:rFonts w:ascii="Arial" w:hAnsi="Arial" w:cs="Arial"/>
-        </w:rPr>
-        <w:t xml:space="preserve"> through detailed design and </w:t>
-      </w:r>
-      <w:r>
-        <w:rPr>
-          <w:rFonts w:ascii="Arial" w:hAnsi="Arial" w:cs="Arial"/>
-        </w:rPr>
-        <w:t>prototyping,</w:t>
-      </w:r>
-      <w:r>
-        <w:rPr>
-          <w:rFonts w:ascii="Arial" w:hAnsi="Arial" w:cs="Arial"/>
-        </w:rPr>
-        <w:t xml:space="preserve"> balancing technical requirements, project scope, cost and timescales.</w:t>
-      </w:r>
-    </w:p>
-    <w:p>
-      <w:pPr>
-        <w:pStyle w:val="NormalWeb"/>
+        <w:t>Led a team of three engineers</w:t>
+      </w:r>
+      <w:r>
+        <w:rPr>
+          <w:rFonts w:ascii="Arial" w:hAnsi="Arial" w:cs="Arial"/>
+        </w:rPr>
+        <w:t>, planning each stage of design test and build</w:t>
+      </w:r>
+      <w:r>
+        <w:rPr>
+          <w:rFonts w:ascii="Arial" w:hAnsi="Arial" w:cs="Arial"/>
+        </w:rPr>
+        <w:t>, resolving technical issues and delivering all systems on time.</w:t>
+      </w:r>
+    </w:p>
+    <w:p>
+      <w:pPr>
+        <w:pStyle w:val="ListParagraph"/>
         <w:numPr>
           <w:ilvl w:val="0"/>
-          <w:numId w:val="19"/>
+          <w:numId w:val="29"/>
         </w:numPr>
-        <w:rPr>
-          <w:rFonts w:ascii="Arial" w:hAnsi="Arial" w:cs="Arial"/>
-          <w:sz w:val="20"/>
-          <w:szCs w:val="20"/>
-        </w:rPr>
-      </w:pPr>
-      <w:r>
-        <w:rPr>
-          <w:rFonts w:ascii="Arial" w:hAnsi="Arial" w:cs="Arial"/>
-          <w:sz w:val="20"/>
-          <w:szCs w:val="20"/>
-        </w:rPr>
-        <w:t>Working closely with customers to understand their requirements, gather feedback and develop solutions aligned with their technical and operational needs.</w:t>
-      </w:r>
-    </w:p>
-    <w:p>
-      <w:pPr>
+        <w:spacing w:line="276" w:lineRule="auto"/>
+        <w:rPr>
+          <w:rFonts w:ascii="Arial" w:hAnsi="Arial" w:cs="Arial"/>
+        </w:rPr>
+      </w:pPr>
+      <w:r>
+        <w:rPr>
+          <w:rFonts w:ascii="Arial" w:hAnsi="Arial" w:cs="Arial"/>
+        </w:rPr>
+        <w:t>Designed and developed mechanical and mechatronic systems using CAD, manufacturing and rapid prototyping, integrating electronics and automation and reducing prototype size by 70%.</w:t>
+      </w:r>
+    </w:p>
+    <w:p>
+      <w:pPr>
+        <w:pStyle w:val="ListParagraph"/>
         <w:numPr>
           <w:ilvl w:val="0"/>
-          <w:numId w:val="19"/>
+          <w:numId w:val="29"/>
         </w:numPr>
         <w:spacing w:line="276" w:lineRule="auto"/>
         <w:rPr>
@@ -482,39 +427,27 @@
         <w:rPr>
           <w:rFonts w:ascii="Arial" w:hAnsi="Arial" w:cs="Arial"/>
         </w:rPr>
-        <w:t>Utilizing CAD software and hands-on fabrication techniques to rapidly develop functional prototypes.</w:t>
-      </w:r>
-    </w:p>
-    <w:p>
-      <w:pPr>
+        <w:t>Planned and executed testing and validation, using results to drive design improvements and iterative development.</w:t>
+      </w:r>
+    </w:p>
+    <w:p>
+      <w:pPr>
+        <w:pStyle w:val="ListParagraph"/>
         <w:numPr>
           <w:ilvl w:val="0"/>
-          <w:numId w:val="19"/>
+          <w:numId w:val="29"/>
         </w:numPr>
         <w:spacing w:line="276" w:lineRule="auto"/>
         <w:rPr>
           <w:rFonts w:ascii="Arial" w:hAnsi="Arial" w:cs="Arial"/>
-          <w:b/>
-          <w:bCs/>
-        </w:rPr>
-      </w:pPr>
-      <w:r>
-        <w:rPr>
-          <w:rFonts w:ascii="Arial" w:hAnsi="Arial" w:cs="Arial"/>
-        </w:rPr>
-        <w:t>Applying expertise in mechanical design, electronics, and manufacturing processes to develop innovative automation solutions.</w:t>
-      </w:r>
-    </w:p>
-    <w:p>
-      <w:pPr>
-        <w:spacing w:line="276" w:lineRule="auto"/>
-        <w:ind w:left="720"/>
-        <w:rPr>
-          <w:rFonts w:ascii="Arial" w:hAnsi="Arial" w:cs="Arial"/>
-          <w:b/>
-          <w:bCs/>
-        </w:rPr>
-      </w:pPr>
+        </w:rPr>
+      </w:pPr>
+      <w:r>
+        <w:rPr>
+          <w:rFonts w:ascii="Arial" w:hAnsi="Arial" w:cs="Arial"/>
+        </w:rPr>
+        <w:t>Worked directly with customers to define technical requirements, gather feedback and develop solutions aligned with operational needs.</w:t>
+      </w:r>
     </w:p>
     <w:p>
       <w:pPr>
@@ -1084,7 +1017,19 @@
         <w:rPr>
           <w:rFonts w:ascii="Arial" w:hAnsi="Arial" w:cs="Arial"/>
         </w:rPr>
-        <w:t>Preforming administrative tasks, organising stock and assisting with day-to-day operations. Requiring strong organisation skills and attention to detail.</w:t>
+        <w:t>P</w:t>
+      </w:r>
+      <w:r>
+        <w:rPr>
+          <w:rFonts w:ascii="Arial" w:hAnsi="Arial" w:cs="Arial"/>
+        </w:rPr>
+        <w:t>er</w:t>
+      </w:r>
+      <w:r>
+        <w:rPr>
+          <w:rFonts w:ascii="Arial" w:hAnsi="Arial" w:cs="Arial"/>
+        </w:rPr>
+        <w:t>forming administrative tasks, organising stock and assisting with day-to-day operations. Requiring strong organisation skills and attention to detail.</w:t>
       </w:r>
     </w:p>
     <w:p>
@@ -1121,7 +1066,6 @@
           <w:b/>
           <w:bCs/>
         </w:rPr>
-        <w:lastRenderedPageBreak/>
         <w:t>Tynemouth Park, Park Assistant, April 2021 – September 2022</w:t>
       </w:r>
       <w:r>
@@ -1154,6 +1098,7 @@
         <w:rPr>
           <w:rFonts w:ascii="Arial" w:hAnsi="Arial" w:cs="Arial"/>
         </w:rPr>
+        <w:lastRenderedPageBreak/>
         <w:t>Part time</w:t>
       </w:r>
       <w:proofErr w:type="gramEnd"/>
@@ -1314,11 +1259,18 @@
     <w:p>
       <w:pPr>
         <w:pStyle w:val="ListParagraph"/>
-        <w:rPr>
-          <w:b/>
-          <w:bCs/>
-        </w:rPr>
-      </w:pPr>
+        <w:numPr>
+          <w:ilvl w:val="0"/>
+          <w:numId w:val="9"/>
+        </w:numPr>
+        <w:rPr>
+          <w:b/>
+          <w:bCs/>
+        </w:rPr>
+      </w:pPr>
+      <w:r>
+        <w:t>Notable modules: Machine Learning for Engineers (96%), Dynamics and Control (92%), Electromechanical Systems (89%), Computer Engineering and Mechatronics (86%), Advanced Mathematics (87%)</w:t>
+      </w:r>
     </w:p>
     <w:p>
       <w:pPr>
@@ -1327,31 +1279,16 @@
           <w:ilvl w:val="0"/>
           <w:numId w:val="9"/>
         </w:numPr>
-        <w:rPr>
-          <w:b/>
-          <w:bCs/>
-        </w:rPr>
-      </w:pPr>
-      <w:r>
-        <w:t>Notable modules: Machine Learning for Engineers (96%), Dynamics and Control (92%), Electromechanical Systems (89%), Computer Engineering and Mechatronics (86%), Advanced Mathematics (87%)</w:t>
-      </w:r>
-    </w:p>
-    <w:p>
-      <w:pPr>
-        <w:pStyle w:val="ListParagraph"/>
-        <w:numPr>
-          <w:ilvl w:val="0"/>
-          <w:numId w:val="9"/>
-        </w:numPr>
-      </w:pPr>
-      <w:r>
-        <w:t>Specialization focus: Robotics, automation, and control systems with emphasis on mechatronics integration and machine learning applications</w:t>
-      </w:r>
-    </w:p>
-    <w:p>
-      <w:pPr>
-        <w:pStyle w:val="ListParagraph"/>
-      </w:pPr>
+      </w:pPr>
+      <w:r>
+        <w:t xml:space="preserve">Specialization focus: </w:t>
+      </w:r>
+      <w:r>
+        <w:t xml:space="preserve">Mechanical design, </w:t>
+      </w:r>
+      <w:r>
+        <w:t xml:space="preserve">automation, and control systems with emphasis on mechatronics integration </w:t>
+      </w:r>
     </w:p>
     <w:p>
       <w:pPr>
@@ -1474,78 +1411,47 @@
         </w:rPr>
         <w:t>GCSES – St Thomas More RC High School</w:t>
       </w:r>
+      <w:r>
+        <w:rPr>
+          <w:b/>
+          <w:bCs/>
+        </w:rPr>
+        <w:tab/>
+      </w:r>
+      <w:r>
+        <w:rPr>
+          <w:b/>
+          <w:bCs/>
+        </w:rPr>
+        <w:tab/>
+      </w:r>
+      <w:r>
+        <w:rPr>
+          <w:b/>
+          <w:bCs/>
+        </w:rPr>
+        <w:tab/>
+      </w:r>
+      <w:r>
+        <w:rPr>
+          <w:b/>
+          <w:bCs/>
+        </w:rPr>
+        <w:tab/>
+        <w:t>September 2020</w:t>
+      </w:r>
     </w:p>
     <w:p>
       <w:pPr>
         <w:pStyle w:val="ListParagraph"/>
         <w:numPr>
           <w:ilvl w:val="0"/>
-          <w:numId w:val="12"/>
+          <w:numId w:val="26"/>
         </w:numPr>
-        <w:rPr>
-          <w:b/>
-          <w:bCs/>
-        </w:rPr>
-      </w:pPr>
-      <w:r>
-        <w:t>Grade 8 in Physics and History</w:t>
-      </w:r>
-    </w:p>
-    <w:p>
-      <w:pPr>
-        <w:pStyle w:val="ListParagraph"/>
-        <w:numPr>
-          <w:ilvl w:val="0"/>
-          <w:numId w:val="12"/>
-        </w:numPr>
-        <w:rPr>
-          <w:b/>
-          <w:bCs/>
-        </w:rPr>
-      </w:pPr>
-      <w:r>
-        <w:t>Grade 7 in Mathematics, Biology and PE</w:t>
-      </w:r>
-    </w:p>
-    <w:p>
-      <w:pPr>
-        <w:pStyle w:val="ListParagraph"/>
-        <w:numPr>
-          <w:ilvl w:val="0"/>
-          <w:numId w:val="12"/>
-        </w:numPr>
-        <w:rPr>
-          <w:b/>
-          <w:bCs/>
-        </w:rPr>
-      </w:pPr>
-      <w:r>
-        <w:t>Grade 6 in Chemistry, English Language and English literature</w:t>
-      </w:r>
-    </w:p>
-    <w:p>
-      <w:pPr>
-        <w:pStyle w:val="ListParagraph"/>
-        <w:numPr>
-          <w:ilvl w:val="0"/>
-          <w:numId w:val="12"/>
-        </w:numPr>
-        <w:rPr>
-          <w:b/>
-          <w:bCs/>
-        </w:rPr>
-      </w:pPr>
-      <w:r>
-        <w:t>Grade 5 in German and Religion</w:t>
-      </w:r>
-    </w:p>
-    <w:p>
-      <w:pPr>
-        <w:rPr>
-          <w:b/>
-          <w:bCs/>
-        </w:rPr>
-      </w:pPr>
+      </w:pPr>
+      <w:r>
+        <w:t>9 GCSE’s</w:t>
+      </w:r>
     </w:p>
     <w:p>
       <w:pPr>
@@ -1721,6 +1627,9 @@
       <w:r>
         <w:t>Rapid prototyping</w:t>
       </w:r>
+      <w:r>
+        <w:t xml:space="preserve"> (3D printing)</w:t>
+      </w:r>
     </w:p>
     <w:p>
       <w:pPr>
@@ -1738,10 +1647,19 @@
         <w:t xml:space="preserve">Electronics: </w:t>
       </w:r>
       <w:r>
-        <w:t>Stepper motor control</w:t>
-      </w:r>
-      <w:r>
-        <w:t>, Sensor integration, circuit assembly</w:t>
+        <w:t>M</w:t>
+      </w:r>
+      <w:r>
+        <w:t>otor control</w:t>
+      </w:r>
+      <w:r>
+        <w:t>, Sensor integration</w:t>
+      </w:r>
+      <w:r>
+        <w:t xml:space="preserve">, </w:t>
+      </w:r>
+      <w:r>
+        <w:t>soldering and electronics assembly</w:t>
       </w:r>
     </w:p>
     <w:p>
@@ -1994,14 +1912,12 @@
       <w:r>
         <w:t xml:space="preserve">Personal problem </w:t>
       </w:r>
-      <w:proofErr w:type="gramStart"/>
       <w:r>
         <w:t xml:space="preserve">solving </w:t>
       </w:r>
       <w:r>
-        <w:t xml:space="preserve"> and</w:t>
-      </w:r>
-      <w:proofErr w:type="gramEnd"/>
+        <w:t>and</w:t>
+      </w:r>
       <w:r>
         <w:t xml:space="preserve"> Engineering </w:t>
       </w:r>
@@ -2020,19 +1936,9 @@
       <w:r>
         <w:t xml:space="preserve">Programming </w:t>
       </w:r>
-      <w:proofErr w:type="gramStart"/>
-      <w:r>
-        <w:t xml:space="preserve">( </w:t>
-      </w:r>
-      <w:r>
-        <w:rPr>
-          <w:rFonts w:ascii="Arial" w:hAnsi="Arial" w:cs="Arial"/>
-          <w:bCs/>
-          <w:color w:val="000000"/>
-        </w:rPr>
-        <w:t>Python</w:t>
-      </w:r>
-      <w:proofErr w:type="gramEnd"/>
+      <w:r>
+        <w:t>(Python</w:t>
+      </w:r>
       <w:r>
         <w:rPr>
           <w:rFonts w:ascii="Arial" w:hAnsi="Arial" w:cs="Arial"/>
@@ -2063,16 +1969,14 @@
         </w:rPr>
         <w:t xml:space="preserve">Outdoor and sports activities </w:t>
       </w:r>
-      <w:proofErr w:type="gramStart"/>
       <w:r>
         <w:rPr>
           <w:rFonts w:ascii="Arial" w:hAnsi="Arial" w:cs="Arial"/>
           <w:bCs/>
           <w:color w:val="000000"/>
         </w:rPr>
-        <w:t>( rugby</w:t>
-      </w:r>
-      <w:proofErr w:type="gramEnd"/>
+        <w:t>(rugby</w:t>
+      </w:r>
       <w:r>
         <w:rPr>
           <w:rFonts w:ascii="Arial" w:hAnsi="Arial" w:cs="Arial"/>
@@ -2092,24 +1996,7 @@
     </w:p>
     <w:p>
       <w:r>
-        <w:t>Ruth Goodridge</w:t>
-      </w:r>
-      <w:r>
-        <w:tab/>
-      </w:r>
-      <w:r>
-        <w:tab/>
-      </w:r>
-      <w:r>
-        <w:tab/>
-        <w:t>Personal Tutor</w:t>
-      </w:r>
-      <w:r>
-        <w:tab/>
-      </w:r>
-      <w:r>
-        <w:tab/>
-        <w:t>Email address: ezzrdg@nottingham.ac.uk</w:t>
+        <w:t>References available upon request</w:t>
       </w:r>
     </w:p>
     <w:sectPr>
@@ -2188,6 +2075,119 @@
 <file path=word/numbering.xml><?xml version="1.0" encoding="utf-8"?>
 <w:numbering xmlns:wpc="http://schemas.microsoft.com/office/word/2010/wordprocessingCanvas" xmlns:cx="http://schemas.microsoft.com/office/drawing/2014/chartex" xmlns:cx1="http://schemas.microsoft.com/office/drawing/2015/9/8/chartex" xmlns:cx2="http://schemas.microsoft.com/office/drawing/2015/10/21/chartex" xmlns:cx3="http://schemas.microsoft.com/office/drawing/2016/5/9/chartex" xmlns:cx4="http://schemas.microsoft.com/office/drawing/2016/5/10/chartex" xmlns:cx5="http://schemas.microsoft.com/office/drawing/2016/5/11/chartex" xmlns:cx6="http://schemas.microsoft.com/office/drawing/2016/5/12/chartex" xmlns:cx7="http://schemas.microsoft.com/office/drawing/2016/5/13/chartex" xmlns:cx8="http://schemas.microsoft.com/office/drawing/2016/5/14/chartex" xmlns:mc="http://schemas.openxmlformats.org/markup-compatibility/2006" xmlns:aink="http://schemas.microsoft.com/office/drawing/2016/ink" xmlns:am3d="http://schemas.microsoft.com/office/drawing/2017/model3d" xmlns:o="urn:schemas-microsoft-com:office:office" xmlns:oel="http://schemas.microsoft.com/office/2019/extlst" xmlns:r="http://schemas.openxmlformats.org/officeDocument/2006/relationships" xmlns:m="http://schemas.openxmlformats.org/officeDocument/2006/math" xmlns:v="urn:schemas-microsoft-com:vml" xmlns:wp14="http://schemas.microsoft.com/office/word/2010/wordprocessingDrawing" xmlns:wp="http://schemas.openxmlformats.org/drawingml/2006/wordprocessingDrawing" xmlns:w10="urn:schemas-microsoft-com:office:word" xmlns:w="http://schemas.openxmlformats.org/wordprocessingml/2006/main" xmlns:w14="http://schemas.microsoft.com/office/word/2010/wordml" xmlns:w15="http://schemas.microsoft.com/office/word/2012/wordml" xmlns:w16cex="http://schemas.microsoft.com/office/word/2018/wordml/cex" xmlns:w16cid="http://schemas.microsoft.com/office/word/2016/wordml/cid" xmlns:w16="http://schemas.microsoft.com/office/word/2018/wordml" xmlns:w16du="http://schemas.microsoft.com/office/word/2023/wordml/word16du" xmlns:w16sdtdh="http://schemas.microsoft.com/office/word/2020/wordml/sdtdatahash" xmlns:w16sdtfl="http://schemas.microsoft.com/office/word/2024/wordml/sdtformatlock" xmlns:w16se="http://schemas.microsoft.com/office/word/2015/wordml/symex" xmlns:wpg="http://schemas.microsoft.com/office/word/2010/wordprocessingGroup" xmlns:wpi="http://schemas.microsoft.com/office/word/2010/wordprocessingInk" xmlns:wne="http://schemas.microsoft.com/office/word/2006/wordml" xmlns:wps="http://schemas.microsoft.com/office/word/2010/wordprocessingShape" mc:Ignorable="w14 w15 w16se w16cid w16 w16cex w16sdtdh w16sdtfl w16du wp14">
   <w:abstractNum w:abstractNumId="0" w15:restartNumberingAfterBreak="0">
+    <w:nsid w:val="03865181"/>
+    <w:multiLevelType w:val="hybridMultilevel"/>
+    <w:tmpl w:val="F1B09136"/>
+    <w:lvl w:ilvl="0" w:tplc="08090001">
+      <w:start w:val="1"/>
+      <w:numFmt w:val="bullet"/>
+      <w:lvlText w:val=""/>
+      <w:lvlJc w:val="left"/>
+      <w:pPr>
+        <w:ind w:left="720" w:hanging="360"/>
+      </w:pPr>
+      <w:rPr>
+        <w:rFonts w:ascii="Symbol" w:hAnsi="Symbol" w:hint="default"/>
+      </w:rPr>
+    </w:lvl>
+    <w:lvl w:ilvl="1" w:tplc="08090003" w:tentative="1">
+      <w:start w:val="1"/>
+      <w:numFmt w:val="bullet"/>
+      <w:lvlText w:val="o"/>
+      <w:lvlJc w:val="left"/>
+      <w:pPr>
+        <w:ind w:left="1440" w:hanging="360"/>
+      </w:pPr>
+      <w:rPr>
+        <w:rFonts w:ascii="Courier New" w:hAnsi="Courier New" w:cs="Courier New" w:hint="default"/>
+      </w:rPr>
+    </w:lvl>
+    <w:lvl w:ilvl="2" w:tplc="08090005" w:tentative="1">
+      <w:start w:val="1"/>
+      <w:numFmt w:val="bullet"/>
+      <w:lvlText w:val=""/>
+      <w:lvlJc w:val="left"/>
+      <w:pPr>
+        <w:ind w:left="2160" w:hanging="360"/>
+      </w:pPr>
+      <w:rPr>
+        <w:rFonts w:ascii="Wingdings" w:hAnsi="Wingdings" w:hint="default"/>
+      </w:rPr>
+    </w:lvl>
+    <w:lvl w:ilvl="3" w:tplc="08090001" w:tentative="1">
+      <w:start w:val="1"/>
+      <w:numFmt w:val="bullet"/>
+      <w:lvlText w:val=""/>
+      <w:lvlJc w:val="left"/>
+      <w:pPr>
+        <w:ind w:left="2880" w:hanging="360"/>
+      </w:pPr>
+      <w:rPr>
+        <w:rFonts w:ascii="Symbol" w:hAnsi="Symbol" w:hint="default"/>
+      </w:rPr>
+    </w:lvl>
+    <w:lvl w:ilvl="4" w:tplc="08090003" w:tentative="1">
+      <w:start w:val="1"/>
+      <w:numFmt w:val="bullet"/>
+      <w:lvlText w:val="o"/>
+      <w:lvlJc w:val="left"/>
+      <w:pPr>
+        <w:ind w:left="3600" w:hanging="360"/>
+      </w:pPr>
+      <w:rPr>
+        <w:rFonts w:ascii="Courier New" w:hAnsi="Courier New" w:cs="Courier New" w:hint="default"/>
+      </w:rPr>
+    </w:lvl>
+    <w:lvl w:ilvl="5" w:tplc="08090005" w:tentative="1">
+      <w:start w:val="1"/>
+      <w:numFmt w:val="bullet"/>
+      <w:lvlText w:val=""/>
+      <w:lvlJc w:val="left"/>
+      <w:pPr>
+        <w:ind w:left="4320" w:hanging="360"/>
+      </w:pPr>
+      <w:rPr>
+        <w:rFonts w:ascii="Wingdings" w:hAnsi="Wingdings" w:hint="default"/>
+      </w:rPr>
+    </w:lvl>
+    <w:lvl w:ilvl="6" w:tplc="08090001" w:tentative="1">
+      <w:start w:val="1"/>
+      <w:numFmt w:val="bullet"/>
+      <w:lvlText w:val=""/>
+      <w:lvlJc w:val="left"/>
+      <w:pPr>
+        <w:ind w:left="5040" w:hanging="360"/>
+      </w:pPr>
+      <w:rPr>
+        <w:rFonts w:ascii="Symbol" w:hAnsi="Symbol" w:hint="default"/>
+      </w:rPr>
+    </w:lvl>
+    <w:lvl w:ilvl="7" w:tplc="08090003" w:tentative="1">
+      <w:start w:val="1"/>
+      <w:numFmt w:val="bullet"/>
+      <w:lvlText w:val="o"/>
+      <w:lvlJc w:val="left"/>
+      <w:pPr>
+        <w:ind w:left="5760" w:hanging="360"/>
+      </w:pPr>
+      <w:rPr>
+        <w:rFonts w:ascii="Courier New" w:hAnsi="Courier New" w:cs="Courier New" w:hint="default"/>
+      </w:rPr>
+    </w:lvl>
+    <w:lvl w:ilvl="8" w:tplc="08090005" w:tentative="1">
+      <w:start w:val="1"/>
+      <w:numFmt w:val="bullet"/>
+      <w:lvlText w:val=""/>
+      <w:lvlJc w:val="left"/>
+      <w:pPr>
+        <w:ind w:left="6480" w:hanging="360"/>
+      </w:pPr>
+      <w:rPr>
+        <w:rFonts w:ascii="Wingdings" w:hAnsi="Wingdings" w:hint="default"/>
+      </w:rPr>
+    </w:lvl>
+  </w:abstractNum>
+  <w:abstractNum w:abstractNumId="1" w15:restartNumberingAfterBreak="0">
     <w:nsid w:val="05DB5329"/>
     <w:multiLevelType w:val="hybridMultilevel"/>
     <w:tmpl w:val="391C3ACA"/>
@@ -2300,7 +2300,7 @@
       </w:rPr>
     </w:lvl>
   </w:abstractNum>
-  <w:abstractNum w:abstractNumId="1" w15:restartNumberingAfterBreak="0">
+  <w:abstractNum w:abstractNumId="2" w15:restartNumberingAfterBreak="0">
     <w:nsid w:val="06BB62CB"/>
     <w:multiLevelType w:val="hybridMultilevel"/>
     <w:tmpl w:val="9C96BFD4"/>
@@ -2413,7 +2413,7 @@
       </w:rPr>
     </w:lvl>
   </w:abstractNum>
-  <w:abstractNum w:abstractNumId="2" w15:restartNumberingAfterBreak="0">
+  <w:abstractNum w:abstractNumId="3" w15:restartNumberingAfterBreak="0">
     <w:nsid w:val="06BC78FA"/>
     <w:multiLevelType w:val="hybridMultilevel"/>
     <w:tmpl w:val="CC3CB5BE"/>
@@ -2526,7 +2526,7 @@
       </w:rPr>
     </w:lvl>
   </w:abstractNum>
-  <w:abstractNum w:abstractNumId="3" w15:restartNumberingAfterBreak="0">
+  <w:abstractNum w:abstractNumId="4" w15:restartNumberingAfterBreak="0">
     <w:nsid w:val="07B60261"/>
     <w:multiLevelType w:val="hybridMultilevel"/>
     <w:tmpl w:val="DCC62E3E"/>
@@ -2639,7 +2639,7 @@
       </w:rPr>
     </w:lvl>
   </w:abstractNum>
-  <w:abstractNum w:abstractNumId="4" w15:restartNumberingAfterBreak="0">
+  <w:abstractNum w:abstractNumId="5" w15:restartNumberingAfterBreak="0">
     <w:nsid w:val="0E0D3268"/>
     <w:multiLevelType w:val="hybridMultilevel"/>
     <w:tmpl w:val="1E54CA00"/>
@@ -2752,7 +2752,7 @@
       </w:rPr>
     </w:lvl>
   </w:abstractNum>
-  <w:abstractNum w:abstractNumId="5" w15:restartNumberingAfterBreak="0">
+  <w:abstractNum w:abstractNumId="6" w15:restartNumberingAfterBreak="0">
     <w:nsid w:val="0F027553"/>
     <w:multiLevelType w:val="hybridMultilevel"/>
     <w:tmpl w:val="8D821976"/>
@@ -2865,7 +2865,7 @@
       </w:rPr>
     </w:lvl>
   </w:abstractNum>
-  <w:abstractNum w:abstractNumId="6" w15:restartNumberingAfterBreak="0">
+  <w:abstractNum w:abstractNumId="7" w15:restartNumberingAfterBreak="0">
     <w:nsid w:val="0F18500F"/>
     <w:multiLevelType w:val="hybridMultilevel"/>
     <w:tmpl w:val="1E12FAA2"/>
@@ -2978,7 +2978,7 @@
       </w:rPr>
     </w:lvl>
   </w:abstractNum>
-  <w:abstractNum w:abstractNumId="7" w15:restartNumberingAfterBreak="0">
+  <w:abstractNum w:abstractNumId="8" w15:restartNumberingAfterBreak="0">
     <w:nsid w:val="19660777"/>
     <w:multiLevelType w:val="hybridMultilevel"/>
     <w:tmpl w:val="3C7CBFE4"/>
@@ -3091,7 +3091,7 @@
       </w:rPr>
     </w:lvl>
   </w:abstractNum>
-  <w:abstractNum w:abstractNumId="8" w15:restartNumberingAfterBreak="0">
+  <w:abstractNum w:abstractNumId="9" w15:restartNumberingAfterBreak="0">
     <w:nsid w:val="1C830E5D"/>
     <w:multiLevelType w:val="hybridMultilevel"/>
     <w:tmpl w:val="56C2A93A"/>
@@ -3204,7 +3204,7 @@
       </w:rPr>
     </w:lvl>
   </w:abstractNum>
-  <w:abstractNum w:abstractNumId="9" w15:restartNumberingAfterBreak="0">
+  <w:abstractNum w:abstractNumId="10" w15:restartNumberingAfterBreak="0">
     <w:nsid w:val="1CE7025F"/>
     <w:multiLevelType w:val="hybridMultilevel"/>
     <w:tmpl w:val="42F639F4"/>
@@ -3317,7 +3317,7 @@
       </w:rPr>
     </w:lvl>
   </w:abstractNum>
-  <w:abstractNum w:abstractNumId="10" w15:restartNumberingAfterBreak="0">
+  <w:abstractNum w:abstractNumId="11" w15:restartNumberingAfterBreak="0">
     <w:nsid w:val="21432CE9"/>
     <w:multiLevelType w:val="multilevel"/>
     <w:tmpl w:val="22F68444"/>
@@ -3466,7 +3466,7 @@
       </w:rPr>
     </w:lvl>
   </w:abstractNum>
-  <w:abstractNum w:abstractNumId="11" w15:restartNumberingAfterBreak="0">
+  <w:abstractNum w:abstractNumId="12" w15:restartNumberingAfterBreak="0">
     <w:nsid w:val="230A6730"/>
     <w:multiLevelType w:val="hybridMultilevel"/>
     <w:tmpl w:val="C81EA9F8"/>
@@ -3579,7 +3579,233 @@
       </w:rPr>
     </w:lvl>
   </w:abstractNum>
-  <w:abstractNum w:abstractNumId="12" w15:restartNumberingAfterBreak="0">
+  <w:abstractNum w:abstractNumId="13" w15:restartNumberingAfterBreak="0">
+    <w:nsid w:val="23AA7CBD"/>
+    <w:multiLevelType w:val="hybridMultilevel"/>
+    <w:tmpl w:val="D4D8080C"/>
+    <w:lvl w:ilvl="0" w:tplc="08090001">
+      <w:start w:val="1"/>
+      <w:numFmt w:val="bullet"/>
+      <w:lvlText w:val=""/>
+      <w:lvlJc w:val="left"/>
+      <w:pPr>
+        <w:ind w:left="1549" w:hanging="360"/>
+      </w:pPr>
+      <w:rPr>
+        <w:rFonts w:ascii="Symbol" w:hAnsi="Symbol" w:hint="default"/>
+      </w:rPr>
+    </w:lvl>
+    <w:lvl w:ilvl="1" w:tplc="08090003" w:tentative="1">
+      <w:start w:val="1"/>
+      <w:numFmt w:val="bullet"/>
+      <w:lvlText w:val="o"/>
+      <w:lvlJc w:val="left"/>
+      <w:pPr>
+        <w:ind w:left="2269" w:hanging="360"/>
+      </w:pPr>
+      <w:rPr>
+        <w:rFonts w:ascii="Courier New" w:hAnsi="Courier New" w:cs="Courier New" w:hint="default"/>
+      </w:rPr>
+    </w:lvl>
+    <w:lvl w:ilvl="2" w:tplc="08090005" w:tentative="1">
+      <w:start w:val="1"/>
+      <w:numFmt w:val="bullet"/>
+      <w:lvlText w:val=""/>
+      <w:lvlJc w:val="left"/>
+      <w:pPr>
+        <w:ind w:left="2989" w:hanging="360"/>
+      </w:pPr>
+      <w:rPr>
+        <w:rFonts w:ascii="Wingdings" w:hAnsi="Wingdings" w:hint="default"/>
+      </w:rPr>
+    </w:lvl>
+    <w:lvl w:ilvl="3" w:tplc="08090001" w:tentative="1">
+      <w:start w:val="1"/>
+      <w:numFmt w:val="bullet"/>
+      <w:lvlText w:val=""/>
+      <w:lvlJc w:val="left"/>
+      <w:pPr>
+        <w:ind w:left="3709" w:hanging="360"/>
+      </w:pPr>
+      <w:rPr>
+        <w:rFonts w:ascii="Symbol" w:hAnsi="Symbol" w:hint="default"/>
+      </w:rPr>
+    </w:lvl>
+    <w:lvl w:ilvl="4" w:tplc="08090003" w:tentative="1">
+      <w:start w:val="1"/>
+      <w:numFmt w:val="bullet"/>
+      <w:lvlText w:val="o"/>
+      <w:lvlJc w:val="left"/>
+      <w:pPr>
+        <w:ind w:left="4429" w:hanging="360"/>
+      </w:pPr>
+      <w:rPr>
+        <w:rFonts w:ascii="Courier New" w:hAnsi="Courier New" w:cs="Courier New" w:hint="default"/>
+      </w:rPr>
+    </w:lvl>
+    <w:lvl w:ilvl="5" w:tplc="08090005" w:tentative="1">
+      <w:start w:val="1"/>
+      <w:numFmt w:val="bullet"/>
+      <w:lvlText w:val=""/>
+      <w:lvlJc w:val="left"/>
+      <w:pPr>
+        <w:ind w:left="5149" w:hanging="360"/>
+      </w:pPr>
+      <w:rPr>
+        <w:rFonts w:ascii="Wingdings" w:hAnsi="Wingdings" w:hint="default"/>
+      </w:rPr>
+    </w:lvl>
+    <w:lvl w:ilvl="6" w:tplc="08090001" w:tentative="1">
+      <w:start w:val="1"/>
+      <w:numFmt w:val="bullet"/>
+      <w:lvlText w:val=""/>
+      <w:lvlJc w:val="left"/>
+      <w:pPr>
+        <w:ind w:left="5869" w:hanging="360"/>
+      </w:pPr>
+      <w:rPr>
+        <w:rFonts w:ascii="Symbol" w:hAnsi="Symbol" w:hint="default"/>
+      </w:rPr>
+    </w:lvl>
+    <w:lvl w:ilvl="7" w:tplc="08090003" w:tentative="1">
+      <w:start w:val="1"/>
+      <w:numFmt w:val="bullet"/>
+      <w:lvlText w:val="o"/>
+      <w:lvlJc w:val="left"/>
+      <w:pPr>
+        <w:ind w:left="6589" w:hanging="360"/>
+      </w:pPr>
+      <w:rPr>
+        <w:rFonts w:ascii="Courier New" w:hAnsi="Courier New" w:cs="Courier New" w:hint="default"/>
+      </w:rPr>
+    </w:lvl>
+    <w:lvl w:ilvl="8" w:tplc="08090005" w:tentative="1">
+      <w:start w:val="1"/>
+      <w:numFmt w:val="bullet"/>
+      <w:lvlText w:val=""/>
+      <w:lvlJc w:val="left"/>
+      <w:pPr>
+        <w:ind w:left="7309" w:hanging="360"/>
+      </w:pPr>
+      <w:rPr>
+        <w:rFonts w:ascii="Wingdings" w:hAnsi="Wingdings" w:hint="default"/>
+      </w:rPr>
+    </w:lvl>
+  </w:abstractNum>
+  <w:abstractNum w:abstractNumId="14" w15:restartNumberingAfterBreak="0">
+    <w:nsid w:val="2ACB5A2F"/>
+    <w:multiLevelType w:val="hybridMultilevel"/>
+    <w:tmpl w:val="98E4F560"/>
+    <w:lvl w:ilvl="0" w:tplc="08090001">
+      <w:start w:val="1"/>
+      <w:numFmt w:val="bullet"/>
+      <w:lvlText w:val=""/>
+      <w:lvlJc w:val="left"/>
+      <w:pPr>
+        <w:ind w:left="720" w:hanging="360"/>
+      </w:pPr>
+      <w:rPr>
+        <w:rFonts w:ascii="Symbol" w:hAnsi="Symbol" w:hint="default"/>
+      </w:rPr>
+    </w:lvl>
+    <w:lvl w:ilvl="1" w:tplc="08090003" w:tentative="1">
+      <w:start w:val="1"/>
+      <w:numFmt w:val="bullet"/>
+      <w:lvlText w:val="o"/>
+      <w:lvlJc w:val="left"/>
+      <w:pPr>
+        <w:ind w:left="1440" w:hanging="360"/>
+      </w:pPr>
+      <w:rPr>
+        <w:rFonts w:ascii="Courier New" w:hAnsi="Courier New" w:cs="Courier New" w:hint="default"/>
+      </w:rPr>
+    </w:lvl>
+    <w:lvl w:ilvl="2" w:tplc="08090005" w:tentative="1">
+      <w:start w:val="1"/>
+      <w:numFmt w:val="bullet"/>
+      <w:lvlText w:val=""/>
+      <w:lvlJc w:val="left"/>
+      <w:pPr>
+        <w:ind w:left="2160" w:hanging="360"/>
+      </w:pPr>
+      <w:rPr>
+        <w:rFonts w:ascii="Wingdings" w:hAnsi="Wingdings" w:hint="default"/>
+      </w:rPr>
+    </w:lvl>
+    <w:lvl w:ilvl="3" w:tplc="08090001" w:tentative="1">
+      <w:start w:val="1"/>
+      <w:numFmt w:val="bullet"/>
+      <w:lvlText w:val=""/>
+      <w:lvlJc w:val="left"/>
+      <w:pPr>
+        <w:ind w:left="2880" w:hanging="360"/>
+      </w:pPr>
+      <w:rPr>
+        <w:rFonts w:ascii="Symbol" w:hAnsi="Symbol" w:hint="default"/>
+      </w:rPr>
+    </w:lvl>
+    <w:lvl w:ilvl="4" w:tplc="08090003" w:tentative="1">
+      <w:start w:val="1"/>
+      <w:numFmt w:val="bullet"/>
+      <w:lvlText w:val="o"/>
+      <w:lvlJc w:val="left"/>
+      <w:pPr>
+        <w:ind w:left="3600" w:hanging="360"/>
+      </w:pPr>
+      <w:rPr>
+        <w:rFonts w:ascii="Courier New" w:hAnsi="Courier New" w:cs="Courier New" w:hint="default"/>
+      </w:rPr>
+    </w:lvl>
+    <w:lvl w:ilvl="5" w:tplc="08090005" w:tentative="1">
+      <w:start w:val="1"/>
+      <w:numFmt w:val="bullet"/>
+      <w:lvlText w:val=""/>
+      <w:lvlJc w:val="left"/>
+      <w:pPr>
+        <w:ind w:left="4320" w:hanging="360"/>
+      </w:pPr>
+      <w:rPr>
+        <w:rFonts w:ascii="Wingdings" w:hAnsi="Wingdings" w:hint="default"/>
+      </w:rPr>
+    </w:lvl>
+    <w:lvl w:ilvl="6" w:tplc="08090001" w:tentative="1">
+      <w:start w:val="1"/>
+      <w:numFmt w:val="bullet"/>
+      <w:lvlText w:val=""/>
+      <w:lvlJc w:val="left"/>
+      <w:pPr>
+        <w:ind w:left="5040" w:hanging="360"/>
+      </w:pPr>
+      <w:rPr>
+        <w:rFonts w:ascii="Symbol" w:hAnsi="Symbol" w:hint="default"/>
+      </w:rPr>
+    </w:lvl>
+    <w:lvl w:ilvl="7" w:tplc="08090003" w:tentative="1">
+      <w:start w:val="1"/>
+      <w:numFmt w:val="bullet"/>
+      <w:lvlText w:val="o"/>
+      <w:lvlJc w:val="left"/>
+      <w:pPr>
+        <w:ind w:left="5760" w:hanging="360"/>
+      </w:pPr>
+      <w:rPr>
+        <w:rFonts w:ascii="Courier New" w:hAnsi="Courier New" w:cs="Courier New" w:hint="default"/>
+      </w:rPr>
+    </w:lvl>
+    <w:lvl w:ilvl="8" w:tplc="08090005" w:tentative="1">
+      <w:start w:val="1"/>
+      <w:numFmt w:val="bullet"/>
+      <w:lvlText w:val=""/>
+      <w:lvlJc w:val="left"/>
+      <w:pPr>
+        <w:ind w:left="6480" w:hanging="360"/>
+      </w:pPr>
+      <w:rPr>
+        <w:rFonts w:ascii="Wingdings" w:hAnsi="Wingdings" w:hint="default"/>
+      </w:rPr>
+    </w:lvl>
+  </w:abstractNum>
+  <w:abstractNum w:abstractNumId="15" w15:restartNumberingAfterBreak="0">
     <w:nsid w:val="2B9E7884"/>
     <w:multiLevelType w:val="hybridMultilevel"/>
     <w:tmpl w:val="ACC2447E"/>
@@ -3692,7 +3918,7 @@
       </w:rPr>
     </w:lvl>
   </w:abstractNum>
-  <w:abstractNum w:abstractNumId="13" w15:restartNumberingAfterBreak="0">
+  <w:abstractNum w:abstractNumId="16" w15:restartNumberingAfterBreak="0">
     <w:nsid w:val="315541A7"/>
     <w:multiLevelType w:val="hybridMultilevel"/>
     <w:tmpl w:val="AD286772"/>
@@ -3805,7 +4031,7 @@
       </w:rPr>
     </w:lvl>
   </w:abstractNum>
-  <w:abstractNum w:abstractNumId="14" w15:restartNumberingAfterBreak="0">
+  <w:abstractNum w:abstractNumId="17" w15:restartNumberingAfterBreak="0">
     <w:nsid w:val="356E73AE"/>
     <w:multiLevelType w:val="hybridMultilevel"/>
     <w:tmpl w:val="573E4726"/>
@@ -3918,7 +4144,7 @@
       </w:rPr>
     </w:lvl>
   </w:abstractNum>
-  <w:abstractNum w:abstractNumId="15" w15:restartNumberingAfterBreak="0">
+  <w:abstractNum w:abstractNumId="18" w15:restartNumberingAfterBreak="0">
     <w:nsid w:val="3E592996"/>
     <w:multiLevelType w:val="hybridMultilevel"/>
     <w:tmpl w:val="2EA498B6"/>
@@ -4031,7 +4257,7 @@
       </w:rPr>
     </w:lvl>
   </w:abstractNum>
-  <w:abstractNum w:abstractNumId="16" w15:restartNumberingAfterBreak="0">
+  <w:abstractNum w:abstractNumId="19" w15:restartNumberingAfterBreak="0">
     <w:nsid w:val="5619445D"/>
     <w:multiLevelType w:val="hybridMultilevel"/>
     <w:tmpl w:val="EAAA2BEA"/>
@@ -4144,7 +4370,7 @@
       </w:rPr>
     </w:lvl>
   </w:abstractNum>
-  <w:abstractNum w:abstractNumId="17" w15:restartNumberingAfterBreak="0">
+  <w:abstractNum w:abstractNumId="20" w15:restartNumberingAfterBreak="0">
     <w:nsid w:val="62471858"/>
     <w:multiLevelType w:val="multilevel"/>
     <w:tmpl w:val="2C6C9888"/>
@@ -4293,7 +4519,7 @@
       </w:rPr>
     </w:lvl>
   </w:abstractNum>
-  <w:abstractNum w:abstractNumId="18" w15:restartNumberingAfterBreak="0">
+  <w:abstractNum w:abstractNumId="21" w15:restartNumberingAfterBreak="0">
     <w:nsid w:val="677712DA"/>
     <w:multiLevelType w:val="hybridMultilevel"/>
     <w:tmpl w:val="0C42B384"/>
@@ -4382,7 +4608,7 @@
       </w:pPr>
     </w:lvl>
   </w:abstractNum>
-  <w:abstractNum w:abstractNumId="19" w15:restartNumberingAfterBreak="0">
+  <w:abstractNum w:abstractNumId="22" w15:restartNumberingAfterBreak="0">
     <w:nsid w:val="679B78B0"/>
     <w:multiLevelType w:val="hybridMultilevel"/>
     <w:tmpl w:val="A9ACA860"/>
@@ -4495,7 +4721,7 @@
       </w:rPr>
     </w:lvl>
   </w:abstractNum>
-  <w:abstractNum w:abstractNumId="20" w15:restartNumberingAfterBreak="0">
+  <w:abstractNum w:abstractNumId="23" w15:restartNumberingAfterBreak="0">
     <w:nsid w:val="6AAF1BD9"/>
     <w:multiLevelType w:val="hybridMultilevel"/>
     <w:tmpl w:val="9E163ED6"/>
@@ -4608,7 +4834,7 @@
       </w:rPr>
     </w:lvl>
   </w:abstractNum>
-  <w:abstractNum w:abstractNumId="21" w15:restartNumberingAfterBreak="0">
+  <w:abstractNum w:abstractNumId="24" w15:restartNumberingAfterBreak="0">
     <w:nsid w:val="6B961D91"/>
     <w:multiLevelType w:val="hybridMultilevel"/>
     <w:tmpl w:val="FC5C153E"/>
@@ -4721,7 +4947,7 @@
       </w:rPr>
     </w:lvl>
   </w:abstractNum>
-  <w:abstractNum w:abstractNumId="22" w15:restartNumberingAfterBreak="0">
+  <w:abstractNum w:abstractNumId="25" w15:restartNumberingAfterBreak="0">
     <w:nsid w:val="6DD55326"/>
     <w:multiLevelType w:val="hybridMultilevel"/>
     <w:tmpl w:val="361050C4"/>
@@ -4834,7 +5060,7 @@
       </w:rPr>
     </w:lvl>
   </w:abstractNum>
-  <w:abstractNum w:abstractNumId="23" w15:restartNumberingAfterBreak="0">
+  <w:abstractNum w:abstractNumId="26" w15:restartNumberingAfterBreak="0">
     <w:nsid w:val="7CFA4485"/>
     <w:multiLevelType w:val="hybridMultilevel"/>
     <w:tmpl w:val="E1368BF8"/>
@@ -4947,7 +5173,7 @@
       </w:rPr>
     </w:lvl>
   </w:abstractNum>
-  <w:abstractNum w:abstractNumId="24" w15:restartNumberingAfterBreak="0">
+  <w:abstractNum w:abstractNumId="27" w15:restartNumberingAfterBreak="0">
     <w:nsid w:val="7FA650E5"/>
     <w:multiLevelType w:val="hybridMultilevel"/>
     <w:tmpl w:val="58C86B5A"/>
@@ -5060,80 +5286,205 @@
       </w:rPr>
     </w:lvl>
   </w:abstractNum>
+  <w:abstractNum w:abstractNumId="28" w15:restartNumberingAfterBreak="0">
+    <w:nsid w:val="7FFE7D3A"/>
+    <w:multiLevelType w:val="hybridMultilevel"/>
+    <w:tmpl w:val="02142418"/>
+    <w:lvl w:ilvl="0" w:tplc="08090001">
+      <w:start w:val="1"/>
+      <w:numFmt w:val="bullet"/>
+      <w:lvlText w:val=""/>
+      <w:lvlJc w:val="left"/>
+      <w:pPr>
+        <w:ind w:left="720" w:hanging="360"/>
+      </w:pPr>
+      <w:rPr>
+        <w:rFonts w:ascii="Symbol" w:hAnsi="Symbol" w:hint="default"/>
+      </w:rPr>
+    </w:lvl>
+    <w:lvl w:ilvl="1" w:tplc="08090003" w:tentative="1">
+      <w:start w:val="1"/>
+      <w:numFmt w:val="bullet"/>
+      <w:lvlText w:val="o"/>
+      <w:lvlJc w:val="left"/>
+      <w:pPr>
+        <w:ind w:left="1440" w:hanging="360"/>
+      </w:pPr>
+      <w:rPr>
+        <w:rFonts w:ascii="Courier New" w:hAnsi="Courier New" w:cs="Courier New" w:hint="default"/>
+      </w:rPr>
+    </w:lvl>
+    <w:lvl w:ilvl="2" w:tplc="08090005" w:tentative="1">
+      <w:start w:val="1"/>
+      <w:numFmt w:val="bullet"/>
+      <w:lvlText w:val=""/>
+      <w:lvlJc w:val="left"/>
+      <w:pPr>
+        <w:ind w:left="2160" w:hanging="360"/>
+      </w:pPr>
+      <w:rPr>
+        <w:rFonts w:ascii="Wingdings" w:hAnsi="Wingdings" w:hint="default"/>
+      </w:rPr>
+    </w:lvl>
+    <w:lvl w:ilvl="3" w:tplc="08090001" w:tentative="1">
+      <w:start w:val="1"/>
+      <w:numFmt w:val="bullet"/>
+      <w:lvlText w:val=""/>
+      <w:lvlJc w:val="left"/>
+      <w:pPr>
+        <w:ind w:left="2880" w:hanging="360"/>
+      </w:pPr>
+      <w:rPr>
+        <w:rFonts w:ascii="Symbol" w:hAnsi="Symbol" w:hint="default"/>
+      </w:rPr>
+    </w:lvl>
+    <w:lvl w:ilvl="4" w:tplc="08090003" w:tentative="1">
+      <w:start w:val="1"/>
+      <w:numFmt w:val="bullet"/>
+      <w:lvlText w:val="o"/>
+      <w:lvlJc w:val="left"/>
+      <w:pPr>
+        <w:ind w:left="3600" w:hanging="360"/>
+      </w:pPr>
+      <w:rPr>
+        <w:rFonts w:ascii="Courier New" w:hAnsi="Courier New" w:cs="Courier New" w:hint="default"/>
+      </w:rPr>
+    </w:lvl>
+    <w:lvl w:ilvl="5" w:tplc="08090005" w:tentative="1">
+      <w:start w:val="1"/>
+      <w:numFmt w:val="bullet"/>
+      <w:lvlText w:val=""/>
+      <w:lvlJc w:val="left"/>
+      <w:pPr>
+        <w:ind w:left="4320" w:hanging="360"/>
+      </w:pPr>
+      <w:rPr>
+        <w:rFonts w:ascii="Wingdings" w:hAnsi="Wingdings" w:hint="default"/>
+      </w:rPr>
+    </w:lvl>
+    <w:lvl w:ilvl="6" w:tplc="08090001" w:tentative="1">
+      <w:start w:val="1"/>
+      <w:numFmt w:val="bullet"/>
+      <w:lvlText w:val=""/>
+      <w:lvlJc w:val="left"/>
+      <w:pPr>
+        <w:ind w:left="5040" w:hanging="360"/>
+      </w:pPr>
+      <w:rPr>
+        <w:rFonts w:ascii="Symbol" w:hAnsi="Symbol" w:hint="default"/>
+      </w:rPr>
+    </w:lvl>
+    <w:lvl w:ilvl="7" w:tplc="08090003" w:tentative="1">
+      <w:start w:val="1"/>
+      <w:numFmt w:val="bullet"/>
+      <w:lvlText w:val="o"/>
+      <w:lvlJc w:val="left"/>
+      <w:pPr>
+        <w:ind w:left="5760" w:hanging="360"/>
+      </w:pPr>
+      <w:rPr>
+        <w:rFonts w:ascii="Courier New" w:hAnsi="Courier New" w:cs="Courier New" w:hint="default"/>
+      </w:rPr>
+    </w:lvl>
+    <w:lvl w:ilvl="8" w:tplc="08090005" w:tentative="1">
+      <w:start w:val="1"/>
+      <w:numFmt w:val="bullet"/>
+      <w:lvlText w:val=""/>
+      <w:lvlJc w:val="left"/>
+      <w:pPr>
+        <w:ind w:left="6480" w:hanging="360"/>
+      </w:pPr>
+      <w:rPr>
+        <w:rFonts w:ascii="Wingdings" w:hAnsi="Wingdings" w:hint="default"/>
+      </w:rPr>
+    </w:lvl>
+  </w:abstractNum>
   <w:num w:numId="1" w16cid:durableId="382019139">
+    <w:abstractNumId w:val="3"/>
+  </w:num>
+  <w:num w:numId="2" w16cid:durableId="3361325">
+    <w:abstractNumId w:val="24"/>
+  </w:num>
+  <w:num w:numId="3" w16cid:durableId="388847892">
+    <w:abstractNumId w:val="9"/>
+  </w:num>
+  <w:num w:numId="4" w16cid:durableId="1948151374">
+    <w:abstractNumId w:val="1"/>
+  </w:num>
+  <w:num w:numId="5" w16cid:durableId="2046370348">
+    <w:abstractNumId w:val="16"/>
+  </w:num>
+  <w:num w:numId="6" w16cid:durableId="1557741936">
+    <w:abstractNumId w:val="17"/>
+  </w:num>
+  <w:num w:numId="7" w16cid:durableId="739905504">
+    <w:abstractNumId w:val="18"/>
+  </w:num>
+  <w:num w:numId="8" w16cid:durableId="1924609226">
+    <w:abstractNumId w:val="22"/>
+  </w:num>
+  <w:num w:numId="9" w16cid:durableId="856038782">
+    <w:abstractNumId w:val="15"/>
+  </w:num>
+  <w:num w:numId="10" w16cid:durableId="2071490896">
+    <w:abstractNumId w:val="21"/>
+  </w:num>
+  <w:num w:numId="11" w16cid:durableId="1049452330">
+    <w:abstractNumId w:val="7"/>
+  </w:num>
+  <w:num w:numId="12" w16cid:durableId="1366060440">
+    <w:abstractNumId w:val="12"/>
+  </w:num>
+  <w:num w:numId="13" w16cid:durableId="1170831318">
+    <w:abstractNumId w:val="6"/>
+  </w:num>
+  <w:num w:numId="14" w16cid:durableId="388847304">
     <w:abstractNumId w:val="2"/>
   </w:num>
-  <w:num w:numId="2" w16cid:durableId="3361325">
-    <w:abstractNumId w:val="21"/>
-  </w:num>
-  <w:num w:numId="3" w16cid:durableId="388847892">
+  <w:num w:numId="15" w16cid:durableId="1453596080">
     <w:abstractNumId w:val="8"/>
   </w:num>
-  <w:num w:numId="4" w16cid:durableId="1948151374">
+  <w:num w:numId="16" w16cid:durableId="1756593003">
+    <w:abstractNumId w:val="10"/>
+  </w:num>
+  <w:num w:numId="17" w16cid:durableId="198666110">
+    <w:abstractNumId w:val="5"/>
+  </w:num>
+  <w:num w:numId="18" w16cid:durableId="1490173540">
+    <w:abstractNumId w:val="19"/>
+  </w:num>
+  <w:num w:numId="19" w16cid:durableId="192498020">
+    <w:abstractNumId w:val="20"/>
+  </w:num>
+  <w:num w:numId="20" w16cid:durableId="127746458">
+    <w:abstractNumId w:val="23"/>
+  </w:num>
+  <w:num w:numId="21" w16cid:durableId="942685344">
+    <w:abstractNumId w:val="4"/>
+  </w:num>
+  <w:num w:numId="22" w16cid:durableId="1882017736">
+    <w:abstractNumId w:val="27"/>
+  </w:num>
+  <w:num w:numId="23" w16cid:durableId="897325433">
+    <w:abstractNumId w:val="25"/>
+  </w:num>
+  <w:num w:numId="24" w16cid:durableId="1413700016">
+    <w:abstractNumId w:val="26"/>
+  </w:num>
+  <w:num w:numId="25" w16cid:durableId="1712798801">
+    <w:abstractNumId w:val="11"/>
+  </w:num>
+  <w:num w:numId="26" w16cid:durableId="1248924105">
     <w:abstractNumId w:val="0"/>
   </w:num>
-  <w:num w:numId="5" w16cid:durableId="2046370348">
+  <w:num w:numId="27" w16cid:durableId="915045671">
     <w:abstractNumId w:val="13"/>
   </w:num>
-  <w:num w:numId="6" w16cid:durableId="1557741936">
+  <w:num w:numId="28" w16cid:durableId="2085953548">
     <w:abstractNumId w:val="14"/>
   </w:num>
-  <w:num w:numId="7" w16cid:durableId="739905504">
-    <w:abstractNumId w:val="15"/>
-  </w:num>
-  <w:num w:numId="8" w16cid:durableId="1924609226">
-    <w:abstractNumId w:val="19"/>
-  </w:num>
-  <w:num w:numId="9" w16cid:durableId="856038782">
-    <w:abstractNumId w:val="12"/>
-  </w:num>
-  <w:num w:numId="10" w16cid:durableId="2071490896">
-    <w:abstractNumId w:val="18"/>
-  </w:num>
-  <w:num w:numId="11" w16cid:durableId="1049452330">
-    <w:abstractNumId w:val="6"/>
-  </w:num>
-  <w:num w:numId="12" w16cid:durableId="1366060440">
-    <w:abstractNumId w:val="11"/>
-  </w:num>
-  <w:num w:numId="13" w16cid:durableId="1170831318">
-    <w:abstractNumId w:val="5"/>
-  </w:num>
-  <w:num w:numId="14" w16cid:durableId="388847304">
-    <w:abstractNumId w:val="1"/>
-  </w:num>
-  <w:num w:numId="15" w16cid:durableId="1453596080">
-    <w:abstractNumId w:val="7"/>
-  </w:num>
-  <w:num w:numId="16" w16cid:durableId="1756593003">
-    <w:abstractNumId w:val="9"/>
-  </w:num>
-  <w:num w:numId="17" w16cid:durableId="198666110">
-    <w:abstractNumId w:val="4"/>
-  </w:num>
-  <w:num w:numId="18" w16cid:durableId="1490173540">
-    <w:abstractNumId w:val="16"/>
-  </w:num>
-  <w:num w:numId="19" w16cid:durableId="192498020">
-    <w:abstractNumId w:val="17"/>
-  </w:num>
-  <w:num w:numId="20" w16cid:durableId="127746458">
-    <w:abstractNumId w:val="20"/>
-  </w:num>
-  <w:num w:numId="21" w16cid:durableId="942685344">
-    <w:abstractNumId w:val="3"/>
-  </w:num>
-  <w:num w:numId="22" w16cid:durableId="1882017736">
-    <w:abstractNumId w:val="24"/>
-  </w:num>
-  <w:num w:numId="23" w16cid:durableId="897325433">
-    <w:abstractNumId w:val="22"/>
-  </w:num>
-  <w:num w:numId="24" w16cid:durableId="1413700016">
-    <w:abstractNumId w:val="23"/>
-  </w:num>
-  <w:num w:numId="25" w16cid:durableId="1712798801">
-    <w:abstractNumId w:val="10"/>
+  <w:num w:numId="29" w16cid:durableId="1490364811">
+    <w:abstractNumId w:val="28"/>
   </w:num>
 </w:numbering>
 </file>
